--- a/public/ICIBM-2026-Travel-Award-Application-Form.docx
+++ b/public/ICIBM-2026-Travel-Award-Application-Form.docx
@@ -26,11 +26,12 @@
       </w:r>
       <w:r>
         <w:rPr>
-          <w:rFonts w:ascii="Times New Roman" w:hAnsi="Times New Roman" w:cs="Times New Roman"/>
-          <w:b/>
-          <w:bCs/>
-          <w:sz w:val="24"/>
-          <w:szCs w:val="24"/>
+          <w:rFonts w:ascii="Times New Roman" w:hAnsi="Times New Roman" w:cs="Times New Roman" w:hint="eastAsia"/>
+          <w:b/>
+          <w:bCs/>
+          <w:sz w:val="24"/>
+          <w:szCs w:val="24"/>
+          <w:lang w:eastAsia="zh-CN"/>
         </w:rPr>
         <w:t>6</w:t>
       </w:r>
@@ -94,23 +95,25 @@
           <w:sz w:val="24"/>
           <w:szCs w:val="24"/>
         </w:rPr>
-        <w:t xml:space="preserve">Please complete and email this form </w:t>
-      </w:r>
-      <w:r>
-        <w:rPr>
-          <w:rFonts w:ascii="Times New Roman" w:hAnsi="Times New Roman" w:cs="Times New Roman"/>
-          <w:sz w:val="24"/>
-          <w:szCs w:val="24"/>
-        </w:rPr>
-        <w:t xml:space="preserve">to Dr. </w:t>
-      </w:r>
-      <w:r>
-        <w:rPr>
-          <w:rFonts w:ascii="Times New Roman" w:hAnsi="Times New Roman" w:cs="Times New Roman"/>
-          <w:sz w:val="24"/>
-          <w:szCs w:val="24"/>
-        </w:rPr>
-        <w:t>Chi Zhang</w:t>
+        <w:t xml:space="preserve">Please complete and email this form to Drs. </w:t>
+      </w:r>
+      <w:proofErr w:type="spellStart"/>
+      <w:r>
+        <w:rPr>
+          <w:rFonts w:ascii="Times New Roman" w:hAnsi="Times New Roman" w:cs="Times New Roman"/>
+          <w:sz w:val="24"/>
+          <w:szCs w:val="24"/>
+        </w:rPr>
+        <w:t>Huihuang</w:t>
+      </w:r>
+      <w:proofErr w:type="spellEnd"/>
+      <w:r>
+        <w:rPr>
+          <w:rFonts w:ascii="Times New Roman" w:hAnsi="Times New Roman" w:cs="Times New Roman"/>
+          <w:sz w:val="24"/>
+          <w:szCs w:val="24"/>
+        </w:rPr>
+        <w:t xml:space="preserve"> Yan</w:t>
       </w:r>
       <w:r>
         <w:rPr>
@@ -128,32 +131,32 @@
         </w:rPr>
         <w:t>(</w:t>
       </w:r>
-      <w:hyperlink r:id="rId4" w:history="1">
-        <w:r>
-          <w:rPr>
-            <w:rStyle w:val="Hyperlink"/>
-            <w:rFonts w:ascii="Times New Roman" w:hAnsi="Times New Roman" w:cs="Times New Roman"/>
-            <w:sz w:val="24"/>
-            <w:szCs w:val="24"/>
-          </w:rPr>
-          <w:t>zhangchi@ohsu.edu</w:t>
-        </w:r>
-      </w:hyperlink>
-      <w:r>
-        <w:rPr>
-          <w:rFonts w:ascii="Times New Roman" w:hAnsi="Times New Roman" w:cs="Times New Roman"/>
-          <w:sz w:val="24"/>
-          <w:szCs w:val="24"/>
-        </w:rPr>
-        <w:t>)</w:t>
-      </w:r>
-      <w:r>
-        <w:rPr>
-          <w:rFonts w:ascii="Times New Roman" w:hAnsi="Times New Roman" w:cs="Times New Roman"/>
-          <w:sz w:val="24"/>
-          <w:szCs w:val="24"/>
-        </w:rPr>
-        <w:t>,</w:t>
+      <w:proofErr w:type="spellStart"/>
+      <w:r>
+        <w:rPr>
+          <w:rFonts w:ascii="Times New Roman" w:hAnsi="Times New Roman" w:cs="Times New Roman"/>
+          <w:sz w:val="24"/>
+          <w:szCs w:val="24"/>
+        </w:rPr>
+        <w:t>Yan.Huihuang@mayo.edu</w:t>
+      </w:r>
+      <w:proofErr w:type="spellEnd"/>
+      <w:r>
+        <w:rPr>
+          <w:rFonts w:ascii="Times New Roman" w:hAnsi="Times New Roman" w:cs="Times New Roman"/>
+          <w:sz w:val="24"/>
+          <w:szCs w:val="24"/>
+        </w:rPr>
+        <w:t xml:space="preserve">) and </w:t>
+      </w:r>
+      <w:r>
+        <w:rPr>
+          <w:rFonts w:ascii="Times New Roman" w:eastAsiaTheme="minorHAnsi" w:hAnsi="Times New Roman" w:cs="Times New Roman" w:hint="eastAsia"/>
+          <w:sz w:val="24"/>
+          <w:szCs w:val="24"/>
+          <w:lang w:eastAsia="zh-CN"/>
+        </w:rPr>
+        <w:t>Kai Wang</w:t>
       </w:r>
       <w:r>
         <w:rPr>
@@ -169,7 +172,7 @@
           <w:sz w:val="24"/>
           <w:szCs w:val="24"/>
         </w:rPr>
-        <w:t xml:space="preserve">copying Dr. </w:t>
+        <w:t>(</w:t>
       </w:r>
       <w:proofErr w:type="spellStart"/>
       <w:r>
@@ -178,7 +181,7 @@
           <w:sz w:val="24"/>
           <w:szCs w:val="24"/>
         </w:rPr>
-        <w:t>Jingwen</w:t>
+        <w:t>kaichop@gmail.com</w:t>
       </w:r>
       <w:proofErr w:type="spellEnd"/>
       <w:r>
@@ -187,101 +190,16 @@
           <w:sz w:val="24"/>
           <w:szCs w:val="24"/>
         </w:rPr>
-        <w:t xml:space="preserve"> Yan </w:t>
-      </w:r>
-      <w:r>
-        <w:rPr>
-          <w:rFonts w:ascii="Times New Roman" w:hAnsi="Times New Roman" w:cs="Times New Roman"/>
-          <w:sz w:val="24"/>
-          <w:szCs w:val="24"/>
-        </w:rPr>
-        <w:t>(</w:t>
-      </w:r>
-      <w:hyperlink r:id="rId5" w:history="1">
-        <w:r>
-          <w:rPr>
-            <w:rStyle w:val="Hyperlink"/>
-            <w:rFonts w:ascii="Times New Roman" w:hAnsi="Times New Roman" w:cs="Times New Roman"/>
-            <w:sz w:val="24"/>
-            <w:szCs w:val="24"/>
-          </w:rPr>
-          <w:t>jingyan@iu.edu</w:t>
-        </w:r>
-      </w:hyperlink>
-      <w:r>
-        <w:rPr>
-          <w:rFonts w:ascii="Times New Roman" w:hAnsi="Times New Roman" w:cs="Times New Roman"/>
-          <w:sz w:val="24"/>
-          <w:szCs w:val="24"/>
-        </w:rPr>
-        <w:t>)</w:t>
-      </w:r>
-      <w:r>
-        <w:rPr>
-          <w:rFonts w:ascii="Times New Roman" w:hAnsi="Times New Roman" w:cs="Times New Roman"/>
-          <w:sz w:val="24"/>
-          <w:szCs w:val="24"/>
-        </w:rPr>
-        <w:t xml:space="preserve"> </w:t>
-      </w:r>
-      <w:r>
-        <w:rPr>
-          <w:rFonts w:ascii="Times New Roman" w:hAnsi="Times New Roman" w:cs="Times New Roman"/>
-          <w:sz w:val="24"/>
-          <w:szCs w:val="24"/>
-        </w:rPr>
-        <w:t xml:space="preserve">and </w:t>
-      </w:r>
-      <w:hyperlink r:id="rId6" w:history="1">
-        <w:r>
-          <w:rPr>
-            <w:rStyle w:val="Hyperlink"/>
-            <w:rFonts w:ascii="Times New Roman" w:hAnsi="Times New Roman" w:cs="Times New Roman"/>
-            <w:sz w:val="24"/>
-            <w:szCs w:val="24"/>
-          </w:rPr>
-          <w:t>icibm.futurescientist@gmail.com</w:t>
-        </w:r>
-      </w:hyperlink>
-      <w:r>
-        <w:rPr>
-          <w:rFonts w:ascii="Times New Roman" w:hAnsi="Times New Roman" w:cs="Times New Roman"/>
-          <w:sz w:val="24"/>
-          <w:szCs w:val="24"/>
-        </w:rPr>
-        <w:t xml:space="preserve">, </w:t>
-      </w:r>
-      <w:r>
-        <w:rPr>
-          <w:rFonts w:ascii="Times New Roman" w:hAnsi="Times New Roman" w:cs="Times New Roman"/>
-          <w:sz w:val="24"/>
-          <w:szCs w:val="24"/>
-        </w:rPr>
-        <w:t xml:space="preserve">by </w:t>
-      </w:r>
-      <w:r>
-        <w:rPr>
-          <w:rFonts w:ascii="Times New Roman" w:hAnsi="Times New Roman" w:cs="Times New Roman"/>
-          <w:sz w:val="24"/>
-          <w:szCs w:val="24"/>
-        </w:rPr>
-        <w:t>July</w:t>
-      </w:r>
-      <w:r>
-        <w:rPr>
-          <w:rFonts w:ascii="Times New Roman" w:hAnsi="Times New Roman" w:cs="Times New Roman"/>
-          <w:sz w:val="24"/>
-          <w:szCs w:val="24"/>
-        </w:rPr>
-        <w:t xml:space="preserve"> </w:t>
-      </w:r>
-      <w:r>
-        <w:rPr>
-          <w:rFonts w:ascii="Times New Roman" w:hAnsi="Times New Roman" w:cs="Times New Roman"/>
-          <w:sz w:val="24"/>
-          <w:szCs w:val="24"/>
-        </w:rPr>
-        <w:t>20</w:t>
+        <w:t xml:space="preserve">) by </w:t>
+      </w:r>
+      <w:r>
+        <w:rPr>
+          <w:rFonts w:ascii="Times New Roman" w:hAnsi="Times New Roman" w:cs="Times New Roman" w:hint="eastAsia"/>
+          <w:sz w:val="24"/>
+          <w:szCs w:val="24"/>
+          <w:lang w:eastAsia="zh-CN"/>
+        </w:rPr>
+        <w:t>June 20</w:t>
       </w:r>
       <w:r>
         <w:rPr>
@@ -293,9 +211,10 @@
       </w:r>
       <w:r>
         <w:rPr>
-          <w:rFonts w:ascii="Times New Roman" w:hAnsi="Times New Roman" w:cs="Times New Roman"/>
-          <w:sz w:val="24"/>
-          <w:szCs w:val="24"/>
+          <w:rFonts w:ascii="Times New Roman" w:hAnsi="Times New Roman" w:cs="Times New Roman" w:hint="eastAsia"/>
+          <w:sz w:val="24"/>
+          <w:szCs w:val="24"/>
+          <w:lang w:eastAsia="zh-CN"/>
         </w:rPr>
         <w:t>6</w:t>
       </w:r>
@@ -305,15 +224,7 @@
           <w:sz w:val="24"/>
           <w:szCs w:val="24"/>
         </w:rPr>
-        <w:t>. An</w:t>
-      </w:r>
-      <w:r>
-        <w:rPr>
-          <w:rFonts w:ascii="Times New Roman" w:hAnsi="Times New Roman" w:cs="Times New Roman"/>
-          <w:sz w:val="24"/>
-          <w:szCs w:val="24"/>
-        </w:rPr>
-        <w:t xml:space="preserve"> email confirmation of receipt will be sent no later than 72 hours after email submissions.</w:t>
+        <w:t>. An email confirmation of receipt will be sent no later than 72 hours after email submissions.</w:t>
       </w:r>
     </w:p>
     <w:p>
@@ -551,8 +462,20 @@
           <w:sz w:val="24"/>
           <w:szCs w:val="24"/>
         </w:rPr>
-        <w:t xml:space="preserve">Can your registration fee be covered under institutional/departmental/research funds?  </w:t>
-      </w:r>
+        <w:t>Can your registration fee be covered under institutional/departmental/research funds</w:t>
+      </w:r>
+      <w:proofErr w:type="gramStart"/>
+      <w:r>
+        <w:rPr>
+          <w:rFonts w:ascii="Times New Roman" w:hAnsi="Times New Roman" w:cs="Times New Roman"/>
+          <w:b/>
+          <w:bCs/>
+          <w:sz w:val="24"/>
+          <w:szCs w:val="24"/>
+        </w:rPr>
+        <w:t xml:space="preserve">?  </w:t>
+      </w:r>
+      <w:proofErr w:type="gramEnd"/>
     </w:p>
     <w:p>
       <w:pPr>
@@ -843,7 +766,7 @@
   <w:docDefaults>
     <w:rPrDefault>
       <w:rPr>
-        <w:rFonts w:asciiTheme="minorHAnsi" w:eastAsiaTheme="minorHAnsi" w:hAnsiTheme="minorHAnsi" w:cstheme="minorBidi"/>
+        <w:rFonts w:asciiTheme="minorHAnsi" w:eastAsia="SimSun" w:hAnsiTheme="minorHAnsi" w:cstheme="minorBidi"/>
         <w:kern w:val="2"/>
         <w:sz w:val="22"/>
         <w:szCs w:val="22"/>
@@ -1266,29 +1189,6 @@
     <w:semiHidden/>
     <w:unhideWhenUsed/>
   </w:style>
-  <w:style w:type="character" w:styleId="Hyperlink">
-    <w:name w:val="Hyperlink"/>
-    <w:basedOn w:val="DefaultParagraphFont"/>
-    <w:uiPriority w:val="99"/>
-    <w:unhideWhenUsed/>
-    <w:rsid w:val="00403C5D"/>
-    <w:rPr>
-      <w:color w:val="0563C1" w:themeColor="hyperlink"/>
-      <w:u w:val="single"/>
-    </w:rPr>
-  </w:style>
-  <w:style w:type="character" w:styleId="UnresolvedMention">
-    <w:name w:val="Unresolved Mention"/>
-    <w:basedOn w:val="DefaultParagraphFont"/>
-    <w:uiPriority w:val="99"/>
-    <w:semiHidden/>
-    <w:unhideWhenUsed/>
-    <w:rsid w:val="00403C5D"/>
-    <w:rPr>
-      <w:color w:val="605E5C"/>
-      <w:shd w:val="clear" w:color="auto" w:fill="E1DFDD"/>
-    </w:rPr>
-  </w:style>
 </w:styles>
 </file>
 
